--- a/docs/entregables/09-matriz-revistas/Justificacion-revista-objetivo.docx
+++ b/docs/entregables/09-matriz-revistas/Justificacion-revista-objetivo.docx
@@ -1085,7 +1085,7 @@
                 <w:color w:val="131B2E"/>
                 <w:sz w:val="16"/>
               </w:rPr>
-              <w:t xml:space="preserve"> cuyo título nombra detección de intrusiones, de anomalías o seguridad de redes. Ninguna otra candidata se acerca</w:t>
+              <w:t xml:space="preserve"> sobre detección de intrusiones, de anomalías o seguridad de redes. Ninguna otra se acerca</w:t>
             </w:r>
           </w:p>
         </w:tc>
@@ -1219,7 +1219,7 @@
                 <w:color w:val="131B2E"/>
                 <w:sz w:val="16"/>
               </w:rPr>
-              <w:t>mediana de 41 días</w:t>
+              <w:t>41 días</w:t>
             </w:r>
             <w:r>
               <w:rPr>
@@ -1227,7 +1227,7 @@
                 <w:color w:val="131B2E"/>
                 <w:sz w:val="16"/>
               </w:rPr>
-              <w:t xml:space="preserve"> hasta la primera decisión y </w:t>
+              <w:t xml:space="preserve"> de mediana a la primera decisión y </w:t>
             </w:r>
             <w:r>
               <w:rPr>
@@ -1243,7 +1243,7 @@
                 <w:color w:val="131B2E"/>
                 <w:sz w:val="16"/>
               </w:rPr>
-              <w:t>. ISI, en la misma medición, tarda 250</w:t>
+              <w:t>. ISI tarda 250</w:t>
             </w:r>
           </w:p>
         </w:tc>
@@ -1314,7 +1314,7 @@
                 <w:color w:val="131B2E"/>
                 <w:sz w:val="16"/>
               </w:rPr>
-              <w:t>, mensual desde ese año. Y publica su tasa de aceptación —17,9 %—, cosa que ninguna otra candidata hace</w:t>
+              <w:t>, mensual. Publica su tasa de aceptación —17,9 %—, cosa que ninguna otra hace</w:t>
             </w:r>
           </w:p>
         </w:tc>
@@ -1342,7 +1342,7 @@
                 <w:color w:val="131B2E"/>
                 <w:sz w:val="16"/>
               </w:rPr>
-              <w:t>Legitimidad</w:t>
+              <w:t>Legitimidad confirmada</w:t>
             </w:r>
             <w:r>
               <w:rPr>
@@ -1368,7 +1368,7 @@
                 <w:color w:val="131B2E"/>
                 <w:sz w:val="16"/>
               </w:rPr>
-              <w:t xml:space="preserve">Activa en Scopus con </w:t>
+              <w:t xml:space="preserve">Ficha de Scopus consultada el 02/09/2026: </w:t>
             </w:r>
             <w:r>
               <w:rPr>
@@ -1376,7 +1376,7 @@
                 <w:color w:val="131B2E"/>
                 <w:sz w:val="16"/>
               </w:rPr>
-              <w:t>CiteScore 3,3 y Q2</w:t>
+              <w:t>«covered by Scopus from 2008 to 2026»</w:t>
             </w:r>
             <w:r>
               <w:rPr>
@@ -1384,7 +1384,79 @@
                 <w:color w:val="131B2E"/>
                 <w:sz w:val="16"/>
               </w:rPr>
-              <w:t xml:space="preserve"> en dos categorías; fuera de la lista de revistas depredadoras</w:t>
+              <w:t>, CiteScore 3,3, Q2 en dos categorías, SJR 0,292. Fuera de la lista de depredadoras</w:t>
+            </w:r>
+          </w:p>
+        </w:tc>
+      </w:tr>
+      <w:tr>
+        <w:tc>
+          <w:tcPr>
+            <w:tcW w:type="dxa" w:w="1871"/>
+            <w:shd w:val="clear" w:fill="EEF3FA"/>
+          </w:tcPr>
+          <w:p>
+            <w:pPr>
+              <w:spacing w:after="20"/>
+            </w:pPr>
+            <w:r/>
+            <w:r>
+              <w:rPr>
+                <w:b w:val="0"/>
+                <w:color w:val="131B2E"/>
+                <w:sz w:val="16"/>
+              </w:rPr>
+            </w:r>
+            <w:r>
+              <w:rPr>
+                <w:b/>
+                <w:color w:val="131B2E"/>
+                <w:sz w:val="16"/>
+              </w:rPr>
+              <w:t>Coste cubierto</w:t>
+            </w:r>
+            <w:r>
+              <w:rPr>
+                <w:b w:val="0"/>
+                <w:color w:val="131B2E"/>
+                <w:sz w:val="16"/>
+              </w:rPr>
+            </w:r>
+          </w:p>
+        </w:tc>
+        <w:tc>
+          <w:tcPr>
+            <w:tcW w:type="dxa" w:w="7880"/>
+            <w:shd w:val="clear" w:fill="EEF3FA"/>
+          </w:tcPr>
+          <w:p>
+            <w:pPr>
+              <w:spacing w:after="20"/>
+            </w:pPr>
+            <w:r/>
+            <w:r>
+              <w:rPr>
+                <w:b w:val="0"/>
+                <w:color w:val="131B2E"/>
+                <w:sz w:val="16"/>
+              </w:rPr>
+              <w:t xml:space="preserve">El </w:t>
+            </w:r>
+            <w:r>
+              <w:rPr>
+                <w:b/>
+                <w:color w:val="131B2E"/>
+                <w:sz w:val="16"/>
+              </w:rPr>
+              <w:t>APC lo asume la Universidad Peruana Unión</w:t>
+            </w:r>
+            <w:r>
+              <w:rPr>
+                <w:b w:val="0"/>
+                <w:color w:val="131B2E"/>
+                <w:sz w:val="16"/>
+              </w:rPr>
+              <w:t>; enviando antes del 1 de octubre de 2026 son USD 300 en vez de USD 400</w:t>
             </w:r>
           </w:p>
         </w:tc>
@@ -1653,7 +1725,7 @@
                 <w:color w:val="131B2E"/>
                 <w:sz w:val="16"/>
               </w:rPr>
-              <w:t>Su guía exige transferir los derechos al editor al aceptar el artículo</w:t>
+              <w:t>Exige transferir los derechos al editor al aceptar</w:t>
             </w:r>
           </w:p>
         </w:tc>
@@ -1682,7 +1754,7 @@
                 <w:color w:val="131B2E"/>
                 <w:sz w:val="16"/>
               </w:rPr>
-              <w:t>Cobertura de Scopus por confirmar</w:t>
+              <w:t>CiteScore a la baja</w:t>
             </w:r>
             <w:r>
               <w:rPr>
@@ -1709,7 +1781,23 @@
                 <w:color w:val="131B2E"/>
                 <w:sz w:val="16"/>
               </w:rPr>
-              <w:t>TELKOMNIKA, IJECE e IJEECS, del mismo perfil, fueron descontinuadas en 2025</w:t>
+              <w:t xml:space="preserve">El CiteScoreTracker 2026 va en </w:t>
+            </w:r>
+            <w:r>
+              <w:rPr>
+                <w:b/>
+                <w:color w:val="131B2E"/>
+                <w:sz w:val="16"/>
+              </w:rPr>
+              <w:t>2,8</w:t>
+            </w:r>
+            <w:r>
+              <w:rPr>
+                <w:b w:val="0"/>
+                <w:color w:val="131B2E"/>
+                <w:sz w:val="16"/>
+              </w:rPr>
+              <w:t xml:space="preserve"> frente al 3,3 de 2025. Hay que vigilarlo: si cierra por debajo de 3,0 puede perder el Q2 en una categoría</w:t>
             </w:r>
           </w:p>
         </w:tc>

--- a/docs/entregables/09-matriz-revistas/Justificacion-revista-objetivo.docx
+++ b/docs/entregables/09-matriz-revistas/Justificacion-revista-objetivo.docx
@@ -110,6 +110,8 @@
         <w:t>Sistema open source para la detección temprana de comportamientos anómalos en redes de datos</w:t>
         <w:br/>
         <w:t>Rubén Mark Salazar Tocas · Uziel Elias Sauñe Fernandez</w:t>
+        <w:br/>
+        <w:t>Asesores: Ing. Nemias Saboya Ríos · Ing. Fernando Manuel Asin Gómez</w:t>
       </w:r>
     </w:p>
     <w:p>

--- a/docs/entregables/09-matriz-revistas/Justificacion-revista-objetivo.docx
+++ b/docs/entregables/09-matriz-revistas/Justificacion-revista-objetivo.docx
@@ -1927,7 +1927,7 @@
           <w:color w:val="5B6B8C"/>
           <w:sz w:val="17"/>
         </w:rPr>
-        <w:t>Verificación abierta:</w:t>
+        <w:t>Sin objeciones administrativas pendientes.</w:t>
       </w:r>
       <w:r>
         <w:rPr>
@@ -1936,7 +1936,25 @@
           <w:color w:val="5B6B8C"/>
           <w:sz w:val="17"/>
         </w:rPr>
-        <w:t xml:space="preserve"> confirmar por escrito con la coordinación si la lista de control inhabilita una revista o solo registra lo publicado. De eso depende que los Planes B y C sigan disponibles.</w:t>
+        <w:t xml:space="preserve"> La coordinación confirmó el 2 de septiembre de 2026 que su lista de control </w:t>
+      </w:r>
+      <w:r>
+        <w:rPr>
+          <w:b/>
+          <w:i w:val="0"/>
+          <w:color w:val="5B6B8C"/>
+          <w:sz w:val="17"/>
+        </w:rPr>
+        <w:t>no inhabilita ninguna revista</w:t>
+      </w:r>
+      <w:r>
+        <w:rPr>
+          <w:b w:val="0"/>
+          <w:i w:val="0"/>
+          <w:color w:val="5B6B8C"/>
+          <w:sz w:val="17"/>
+        </w:rPr>
+        <w:t>: solo registra las ya tomadas por otros equipos. Los cuatro planes están plenamente disponibles.</w:t>
       </w:r>
     </w:p>
     <w:sectPr>

--- a/docs/entregables/09-matriz-revistas/Justificacion-revista-objetivo.docx
+++ b/docs/entregables/09-matriz-revistas/Justificacion-revista-objetivo.docx
@@ -335,25 +335,12 @@
             <w:r/>
             <w:r>
               <w:rPr>
-                <w:b w:val="0"/>
-                <w:color w:val="131B2E"/>
-                <w:sz w:val="16"/>
-              </w:rPr>
-            </w:r>
-            <w:r>
-              <w:rPr>
                 <w:b/>
+                <w:i w:val="0"/>
                 <w:color w:val="131B2E"/>
                 <w:sz w:val="16"/>
               </w:rPr>
               <w:t>Plan A</w:t>
-            </w:r>
-            <w:r>
-              <w:rPr>
-                <w:b w:val="0"/>
-                <w:color w:val="131B2E"/>
-                <w:sz w:val="16"/>
-              </w:rPr>
             </w:r>
           </w:p>
         </w:tc>
@@ -370,6 +357,7 @@
             <w:r>
               <w:rPr>
                 <w:b w:val="0"/>
+                <w:i w:val="0"/>
                 <w:color w:val="131B2E"/>
                 <w:sz w:val="16"/>
               </w:rPr>
@@ -389,25 +377,12 @@
             <w:r/>
             <w:r>
               <w:rPr>
-                <w:b w:val="0"/>
-                <w:color w:val="131B2E"/>
-                <w:sz w:val="16"/>
-              </w:rPr>
-            </w:r>
-            <w:r>
-              <w:rPr>
                 <w:b/>
+                <w:i w:val="0"/>
                 <w:color w:val="131B2E"/>
                 <w:sz w:val="16"/>
               </w:rPr>
               <w:t>87.5</w:t>
-            </w:r>
-            <w:r>
-              <w:rPr>
-                <w:b w:val="0"/>
-                <w:color w:val="131B2E"/>
-                <w:sz w:val="16"/>
-              </w:rPr>
             </w:r>
           </w:p>
         </w:tc>
@@ -424,6 +399,7 @@
             <w:r>
               <w:rPr>
                 <w:b w:val="0"/>
+                <w:i w:val="0"/>
                 <w:color w:val="131B2E"/>
                 <w:sz w:val="16"/>
               </w:rPr>
@@ -444,6 +420,7 @@
             <w:r>
               <w:rPr>
                 <w:b w:val="0"/>
+                <w:i w:val="0"/>
                 <w:color w:val="131B2E"/>
                 <w:sz w:val="16"/>
               </w:rPr>
@@ -464,6 +441,7 @@
             <w:r>
               <w:rPr>
                 <w:b w:val="0"/>
+                <w:i w:val="0"/>
                 <w:color w:val="131B2E"/>
                 <w:sz w:val="16"/>
               </w:rPr>
@@ -485,25 +463,12 @@
             <w:r/>
             <w:r>
               <w:rPr>
-                <w:b w:val="0"/>
-                <w:color w:val="131B2E"/>
-                <w:sz w:val="16"/>
-              </w:rPr>
-            </w:r>
-            <w:r>
-              <w:rPr>
                 <w:b/>
+                <w:i w:val="0"/>
                 <w:color w:val="131B2E"/>
                 <w:sz w:val="16"/>
               </w:rPr>
               <w:t>Plan B</w:t>
-            </w:r>
-            <w:r>
-              <w:rPr>
-                <w:b w:val="0"/>
-                <w:color w:val="131B2E"/>
-                <w:sz w:val="16"/>
-              </w:rPr>
             </w:r>
           </w:p>
         </w:tc>
@@ -520,6 +485,7 @@
             <w:r>
               <w:rPr>
                 <w:b w:val="0"/>
+                <w:i w:val="0"/>
                 <w:color w:val="131B2E"/>
                 <w:sz w:val="16"/>
               </w:rPr>
@@ -539,25 +505,12 @@
             <w:r/>
             <w:r>
               <w:rPr>
-                <w:b w:val="0"/>
-                <w:color w:val="131B2E"/>
-                <w:sz w:val="16"/>
-              </w:rPr>
-            </w:r>
-            <w:r>
-              <w:rPr>
                 <w:b/>
+                <w:i w:val="0"/>
                 <w:color w:val="131B2E"/>
                 <w:sz w:val="16"/>
               </w:rPr>
               <w:t>84.0</w:t>
-            </w:r>
-            <w:r>
-              <w:rPr>
-                <w:b w:val="0"/>
-                <w:color w:val="131B2E"/>
-                <w:sz w:val="16"/>
-              </w:rPr>
             </w:r>
           </w:p>
         </w:tc>
@@ -574,6 +527,7 @@
             <w:r>
               <w:rPr>
                 <w:b w:val="0"/>
+                <w:i w:val="0"/>
                 <w:color w:val="131B2E"/>
                 <w:sz w:val="16"/>
               </w:rPr>
@@ -594,6 +548,7 @@
             <w:r>
               <w:rPr>
                 <w:b w:val="0"/>
+                <w:i w:val="0"/>
                 <w:color w:val="131B2E"/>
                 <w:sz w:val="16"/>
               </w:rPr>
@@ -614,6 +569,7 @@
             <w:r>
               <w:rPr>
                 <w:b w:val="0"/>
+                <w:i w:val="0"/>
                 <w:color w:val="131B2E"/>
                 <w:sz w:val="16"/>
               </w:rPr>
@@ -634,25 +590,12 @@
             <w:r/>
             <w:r>
               <w:rPr>
-                <w:b w:val="0"/>
-                <w:color w:val="131B2E"/>
-                <w:sz w:val="16"/>
-              </w:rPr>
-            </w:r>
-            <w:r>
-              <w:rPr>
                 <w:b/>
+                <w:i w:val="0"/>
                 <w:color w:val="131B2E"/>
                 <w:sz w:val="16"/>
               </w:rPr>
               <w:t>Plan C</w:t>
-            </w:r>
-            <w:r>
-              <w:rPr>
-                <w:b w:val="0"/>
-                <w:color w:val="131B2E"/>
-                <w:sz w:val="16"/>
-              </w:rPr>
             </w:r>
           </w:p>
         </w:tc>
@@ -668,6 +611,7 @@
             <w:r>
               <w:rPr>
                 <w:b w:val="0"/>
+                <w:i w:val="0"/>
                 <w:color w:val="131B2E"/>
                 <w:sz w:val="16"/>
               </w:rPr>
@@ -686,25 +630,12 @@
             <w:r/>
             <w:r>
               <w:rPr>
-                <w:b w:val="0"/>
-                <w:color w:val="131B2E"/>
-                <w:sz w:val="16"/>
-              </w:rPr>
-            </w:r>
-            <w:r>
-              <w:rPr>
                 <w:b/>
+                <w:i w:val="0"/>
                 <w:color w:val="131B2E"/>
                 <w:sz w:val="16"/>
               </w:rPr>
               <w:t>75.5</w:t>
-            </w:r>
-            <w:r>
-              <w:rPr>
-                <w:b w:val="0"/>
-                <w:color w:val="131B2E"/>
-                <w:sz w:val="16"/>
-              </w:rPr>
             </w:r>
           </w:p>
         </w:tc>
@@ -720,6 +651,7 @@
             <w:r>
               <w:rPr>
                 <w:b w:val="0"/>
+                <w:i w:val="0"/>
                 <w:color w:val="131B2E"/>
                 <w:sz w:val="16"/>
               </w:rPr>
@@ -739,6 +671,7 @@
             <w:r>
               <w:rPr>
                 <w:b w:val="0"/>
+                <w:i w:val="0"/>
                 <w:color w:val="131B2E"/>
                 <w:sz w:val="16"/>
               </w:rPr>
@@ -758,6 +691,7 @@
             <w:r>
               <w:rPr>
                 <w:b w:val="0"/>
+                <w:i w:val="0"/>
                 <w:color w:val="131B2E"/>
                 <w:sz w:val="16"/>
               </w:rPr>
@@ -779,25 +713,12 @@
             <w:r/>
             <w:r>
               <w:rPr>
-                <w:b w:val="0"/>
-                <w:color w:val="131B2E"/>
-                <w:sz w:val="16"/>
-              </w:rPr>
-            </w:r>
-            <w:r>
-              <w:rPr>
                 <w:b/>
+                <w:i w:val="0"/>
                 <w:color w:val="131B2E"/>
                 <w:sz w:val="16"/>
               </w:rPr>
               <w:t>Plan D</w:t>
-            </w:r>
-            <w:r>
-              <w:rPr>
-                <w:b w:val="0"/>
-                <w:color w:val="131B2E"/>
-                <w:sz w:val="16"/>
-              </w:rPr>
             </w:r>
           </w:p>
         </w:tc>
@@ -814,6 +735,7 @@
             <w:r>
               <w:rPr>
                 <w:b w:val="0"/>
+                <w:i w:val="0"/>
                 <w:color w:val="131B2E"/>
                 <w:sz w:val="16"/>
               </w:rPr>
@@ -833,25 +755,12 @@
             <w:r/>
             <w:r>
               <w:rPr>
-                <w:b w:val="0"/>
-                <w:color w:val="131B2E"/>
-                <w:sz w:val="16"/>
-              </w:rPr>
-            </w:r>
-            <w:r>
-              <w:rPr>
                 <w:b/>
+                <w:i w:val="0"/>
                 <w:color w:val="131B2E"/>
                 <w:sz w:val="16"/>
               </w:rPr>
               <w:t>69.0</w:t>
-            </w:r>
-            <w:r>
-              <w:rPr>
-                <w:b w:val="0"/>
-                <w:color w:val="131B2E"/>
-                <w:sz w:val="16"/>
-              </w:rPr>
             </w:r>
           </w:p>
         </w:tc>
@@ -868,6 +777,7 @@
             <w:r>
               <w:rPr>
                 <w:b w:val="0"/>
+                <w:i w:val="0"/>
                 <w:color w:val="131B2E"/>
                 <w:sz w:val="16"/>
               </w:rPr>
@@ -888,6 +798,7 @@
             <w:r>
               <w:rPr>
                 <w:b w:val="0"/>
+                <w:i w:val="0"/>
                 <w:color w:val="131B2E"/>
                 <w:sz w:val="16"/>
               </w:rPr>
@@ -908,6 +819,7 @@
             <w:r>
               <w:rPr>
                 <w:b w:val="0"/>
+                <w:i w:val="0"/>
                 <w:color w:val="131B2E"/>
                 <w:sz w:val="16"/>
               </w:rPr>
@@ -1035,25 +947,12 @@
             <w:r/>
             <w:r>
               <w:rPr>
-                <w:b w:val="0"/>
-                <w:color w:val="131B2E"/>
-                <w:sz w:val="16"/>
-              </w:rPr>
-            </w:r>
-            <w:r>
-              <w:rPr>
                 <w:b/>
+                <w:i w:val="0"/>
                 <w:color w:val="131B2E"/>
                 <w:sz w:val="16"/>
               </w:rPr>
               <w:t>Encaje temático</w:t>
-            </w:r>
-            <w:r>
-              <w:rPr>
-                <w:b w:val="0"/>
-                <w:color w:val="131B2E"/>
-                <w:sz w:val="16"/>
-              </w:rPr>
             </w:r>
           </w:p>
         </w:tc>
@@ -1068,14 +967,8 @@
             <w:r/>
             <w:r>
               <w:rPr>
-                <w:b w:val="0"/>
-                <w:color w:val="131B2E"/>
-                <w:sz w:val="16"/>
-              </w:rPr>
-            </w:r>
-            <w:r>
-              <w:rPr>
                 <w:b/>
+                <w:i w:val="0"/>
                 <w:color w:val="131B2E"/>
                 <w:sz w:val="16"/>
               </w:rPr>
@@ -1084,6 +977,7 @@
             <w:r>
               <w:rPr>
                 <w:b w:val="0"/>
+                <w:i w:val="0"/>
                 <w:color w:val="131B2E"/>
                 <w:sz w:val="16"/>
               </w:rPr>
@@ -1105,25 +999,12 @@
             <w:r/>
             <w:r>
               <w:rPr>
-                <w:b w:val="0"/>
-                <w:color w:val="131B2E"/>
-                <w:sz w:val="16"/>
-              </w:rPr>
-            </w:r>
-            <w:r>
-              <w:rPr>
                 <w:b/>
+                <w:i w:val="0"/>
                 <w:color w:val="131B2E"/>
                 <w:sz w:val="16"/>
               </w:rPr>
               <w:t>Coste más bajo</w:t>
-            </w:r>
-            <w:r>
-              <w:rPr>
-                <w:b w:val="0"/>
-                <w:color w:val="131B2E"/>
-                <w:sz w:val="16"/>
-              </w:rPr>
             </w:r>
           </w:p>
         </w:tc>
@@ -1140,6 +1021,7 @@
             <w:r>
               <w:rPr>
                 <w:b w:val="0"/>
+                <w:i w:val="0"/>
                 <w:color w:val="131B2E"/>
                 <w:sz w:val="16"/>
               </w:rPr>
@@ -1148,6 +1030,7 @@
             <w:r>
               <w:rPr>
                 <w:b/>
+                <w:i w:val="0"/>
                 <w:color w:val="131B2E"/>
                 <w:sz w:val="16"/>
               </w:rPr>
@@ -1156,6 +1039,7 @@
             <w:r>
               <w:rPr>
                 <w:b w:val="0"/>
+                <w:i w:val="0"/>
                 <w:color w:val="131B2E"/>
                 <w:sz w:val="16"/>
               </w:rPr>
@@ -1176,25 +1060,12 @@
             <w:r/>
             <w:r>
               <w:rPr>
-                <w:b w:val="0"/>
-                <w:color w:val="131B2E"/>
-                <w:sz w:val="16"/>
-              </w:rPr>
-            </w:r>
-            <w:r>
-              <w:rPr>
                 <w:b/>
+                <w:i w:val="0"/>
                 <w:color w:val="131B2E"/>
                 <w:sz w:val="16"/>
               </w:rPr>
               <w:t>El ciclo más corto</w:t>
-            </w:r>
-            <w:r>
-              <w:rPr>
-                <w:b w:val="0"/>
-                <w:color w:val="131B2E"/>
-                <w:sz w:val="16"/>
-              </w:rPr>
             </w:r>
           </w:p>
         </w:tc>
@@ -1210,6 +1081,7 @@
             <w:r>
               <w:rPr>
                 <w:b w:val="0"/>
+                <w:i w:val="0"/>
                 <w:color w:val="131B2E"/>
                 <w:sz w:val="16"/>
               </w:rPr>
@@ -1218,6 +1090,7 @@
             <w:r>
               <w:rPr>
                 <w:b/>
+                <w:i w:val="0"/>
                 <w:color w:val="131B2E"/>
                 <w:sz w:val="16"/>
               </w:rPr>
@@ -1226,6 +1099,7 @@
             <w:r>
               <w:rPr>
                 <w:b w:val="0"/>
+                <w:i w:val="0"/>
                 <w:color w:val="131B2E"/>
                 <w:sz w:val="16"/>
               </w:rPr>
@@ -1234,6 +1108,7 @@
             <w:r>
               <w:rPr>
                 <w:b/>
+                <w:i w:val="0"/>
                 <w:color w:val="131B2E"/>
                 <w:sz w:val="16"/>
               </w:rPr>
@@ -1242,6 +1117,7 @@
             <w:r>
               <w:rPr>
                 <w:b w:val="0"/>
+                <w:i w:val="0"/>
                 <w:color w:val="131B2E"/>
                 <w:sz w:val="16"/>
               </w:rPr>
@@ -1263,25 +1139,12 @@
             <w:r/>
             <w:r>
               <w:rPr>
-                <w:b w:val="0"/>
-                <w:color w:val="131B2E"/>
-                <w:sz w:val="16"/>
-              </w:rPr>
-            </w:r>
-            <w:r>
-              <w:rPr>
                 <w:b/>
+                <w:i w:val="0"/>
                 <w:color w:val="131B2E"/>
                 <w:sz w:val="16"/>
               </w:rPr>
               <w:t>Capacidad real</w:t>
-            </w:r>
-            <w:r>
-              <w:rPr>
-                <w:b w:val="0"/>
-                <w:color w:val="131B2E"/>
-                <w:sz w:val="16"/>
-              </w:rPr>
             </w:r>
           </w:p>
         </w:tc>
@@ -1297,14 +1160,8 @@
             <w:r/>
             <w:r>
               <w:rPr>
-                <w:b w:val="0"/>
-                <w:color w:val="131B2E"/>
-                <w:sz w:val="16"/>
-              </w:rPr>
-            </w:r>
-            <w:r>
-              <w:rPr>
                 <w:b/>
+                <w:i w:val="0"/>
                 <w:color w:val="131B2E"/>
                 <w:sz w:val="16"/>
               </w:rPr>
@@ -1313,6 +1170,7 @@
             <w:r>
               <w:rPr>
                 <w:b w:val="0"/>
+                <w:i w:val="0"/>
                 <w:color w:val="131B2E"/>
                 <w:sz w:val="16"/>
               </w:rPr>
@@ -1333,25 +1191,12 @@
             <w:r/>
             <w:r>
               <w:rPr>
-                <w:b w:val="0"/>
-                <w:color w:val="131B2E"/>
-                <w:sz w:val="16"/>
-              </w:rPr>
-            </w:r>
-            <w:r>
-              <w:rPr>
                 <w:b/>
+                <w:i w:val="0"/>
                 <w:color w:val="131B2E"/>
                 <w:sz w:val="16"/>
               </w:rPr>
               <w:t>Legitimidad confirmada</w:t>
-            </w:r>
-            <w:r>
-              <w:rPr>
-                <w:b w:val="0"/>
-                <w:color w:val="131B2E"/>
-                <w:sz w:val="16"/>
-              </w:rPr>
             </w:r>
           </w:p>
         </w:tc>
@@ -1367,6 +1212,7 @@
             <w:r>
               <w:rPr>
                 <w:b w:val="0"/>
+                <w:i w:val="0"/>
                 <w:color w:val="131B2E"/>
                 <w:sz w:val="16"/>
               </w:rPr>
@@ -1375,6 +1221,7 @@
             <w:r>
               <w:rPr>
                 <w:b/>
+                <w:i w:val="0"/>
                 <w:color w:val="131B2E"/>
                 <w:sz w:val="16"/>
               </w:rPr>
@@ -1383,6 +1230,7 @@
             <w:r>
               <w:rPr>
                 <w:b w:val="0"/>
+                <w:i w:val="0"/>
                 <w:color w:val="131B2E"/>
                 <w:sz w:val="16"/>
               </w:rPr>
@@ -1404,25 +1252,12 @@
             <w:r/>
             <w:r>
               <w:rPr>
-                <w:b w:val="0"/>
-                <w:color w:val="131B2E"/>
-                <w:sz w:val="16"/>
-              </w:rPr>
-            </w:r>
-            <w:r>
-              <w:rPr>
                 <w:b/>
+                <w:i w:val="0"/>
                 <w:color w:val="131B2E"/>
                 <w:sz w:val="16"/>
               </w:rPr>
               <w:t>Coste cubierto</w:t>
-            </w:r>
-            <w:r>
-              <w:rPr>
-                <w:b w:val="0"/>
-                <w:color w:val="131B2E"/>
-                <w:sz w:val="16"/>
-              </w:rPr>
             </w:r>
           </w:p>
         </w:tc>
@@ -1439,6 +1274,7 @@
             <w:r>
               <w:rPr>
                 <w:b w:val="0"/>
+                <w:i w:val="0"/>
                 <w:color w:val="131B2E"/>
                 <w:sz w:val="16"/>
               </w:rPr>
@@ -1447,6 +1283,7 @@
             <w:r>
               <w:rPr>
                 <w:b/>
+                <w:i w:val="0"/>
                 <w:color w:val="131B2E"/>
                 <w:sz w:val="16"/>
               </w:rPr>
@@ -1455,6 +1292,7 @@
             <w:r>
               <w:rPr>
                 <w:b w:val="0"/>
+                <w:i w:val="0"/>
                 <w:color w:val="131B2E"/>
                 <w:sz w:val="16"/>
               </w:rPr>
@@ -1549,25 +1387,12 @@
             <w:r/>
             <w:r>
               <w:rPr>
-                <w:b w:val="0"/>
-                <w:color w:val="131B2E"/>
-                <w:sz w:val="16"/>
-              </w:rPr>
-            </w:r>
-            <w:r>
-              <w:rPr>
                 <w:b/>
+                <w:i w:val="0"/>
                 <w:color w:val="131B2E"/>
                 <w:sz w:val="16"/>
               </w:rPr>
               <w:t>Acceso abierto en bronce</w:t>
-            </w:r>
-            <w:r>
-              <w:rPr>
-                <w:b w:val="0"/>
-                <w:color w:val="131B2E"/>
-                <w:sz w:val="16"/>
-              </w:rPr>
             </w:r>
           </w:p>
         </w:tc>
@@ -1583,6 +1408,7 @@
             <w:r>
               <w:rPr>
                 <w:b w:val="0"/>
+                <w:i w:val="0"/>
                 <w:color w:val="131B2E"/>
                 <w:sz w:val="16"/>
               </w:rPr>
@@ -1591,6 +1417,7 @@
             <w:r>
               <w:rPr>
                 <w:b/>
+                <w:i w:val="0"/>
                 <w:color w:val="131B2E"/>
                 <w:sz w:val="16"/>
               </w:rPr>
@@ -1599,6 +1426,7 @@
             <w:r>
               <w:rPr>
                 <w:b w:val="0"/>
+                <w:i w:val="0"/>
                 <w:color w:val="131B2E"/>
                 <w:sz w:val="16"/>
               </w:rPr>
@@ -1620,25 +1448,12 @@
             <w:r/>
             <w:r>
               <w:rPr>
-                <w:b w:val="0"/>
-                <w:color w:val="131B2E"/>
-                <w:sz w:val="16"/>
-              </w:rPr>
-            </w:r>
-            <w:r>
-              <w:rPr>
                 <w:b/>
+                <w:i w:val="0"/>
                 <w:color w:val="131B2E"/>
                 <w:sz w:val="16"/>
               </w:rPr>
               <w:t>Sin h5-index</w:t>
-            </w:r>
-            <w:r>
-              <w:rPr>
-                <w:b w:val="0"/>
-                <w:color w:val="131B2E"/>
-                <w:sz w:val="16"/>
-              </w:rPr>
             </w:r>
           </w:p>
         </w:tc>
@@ -1654,14 +1469,8 @@
             <w:r/>
             <w:r>
               <w:rPr>
-                <w:b w:val="0"/>
-                <w:color w:val="131B2E"/>
-                <w:sz w:val="16"/>
-              </w:rPr>
-            </w:r>
-            <w:r>
-              <w:rPr>
                 <w:b/>
+                <w:i w:val="0"/>
                 <w:color w:val="131B2E"/>
                 <w:sz w:val="16"/>
               </w:rPr>
@@ -1670,6 +1479,7 @@
             <w:r>
               <w:rPr>
                 <w:b w:val="0"/>
+                <w:i w:val="0"/>
                 <w:color w:val="131B2E"/>
                 <w:sz w:val="16"/>
               </w:rPr>
@@ -1690,25 +1500,12 @@
             <w:r/>
             <w:r>
               <w:rPr>
-                <w:b w:val="0"/>
-                <w:color w:val="131B2E"/>
-                <w:sz w:val="16"/>
-              </w:rPr>
-            </w:r>
-            <w:r>
-              <w:rPr>
                 <w:b/>
+                <w:i w:val="0"/>
                 <w:color w:val="131B2E"/>
                 <w:sz w:val="16"/>
               </w:rPr>
               <w:t>Cesión de copyright</w:t>
-            </w:r>
-            <w:r>
-              <w:rPr>
-                <w:b w:val="0"/>
-                <w:color w:val="131B2E"/>
-                <w:sz w:val="16"/>
-              </w:rPr>
             </w:r>
           </w:p>
         </w:tc>
@@ -1724,6 +1521,7 @@
             <w:r>
               <w:rPr>
                 <w:b w:val="0"/>
+                <w:i w:val="0"/>
                 <w:color w:val="131B2E"/>
                 <w:sz w:val="16"/>
               </w:rPr>
@@ -1745,25 +1543,12 @@
             <w:r/>
             <w:r>
               <w:rPr>
-                <w:b w:val="0"/>
-                <w:color w:val="131B2E"/>
-                <w:sz w:val="16"/>
-              </w:rPr>
-            </w:r>
-            <w:r>
-              <w:rPr>
                 <w:b/>
+                <w:i w:val="0"/>
                 <w:color w:val="131B2E"/>
                 <w:sz w:val="16"/>
               </w:rPr>
               <w:t>CiteScore a la baja</w:t>
-            </w:r>
-            <w:r>
-              <w:rPr>
-                <w:b w:val="0"/>
-                <w:color w:val="131B2E"/>
-                <w:sz w:val="16"/>
-              </w:rPr>
             </w:r>
           </w:p>
         </w:tc>
@@ -1780,6 +1565,7 @@
             <w:r>
               <w:rPr>
                 <w:b w:val="0"/>
+                <w:i w:val="0"/>
                 <w:color w:val="131B2E"/>
                 <w:sz w:val="16"/>
               </w:rPr>
@@ -1788,6 +1574,7 @@
             <w:r>
               <w:rPr>
                 <w:b/>
+                <w:i w:val="0"/>
                 <w:color w:val="131B2E"/>
                 <w:sz w:val="16"/>
               </w:rPr>
@@ -1796,6 +1583,7 @@
             <w:r>
               <w:rPr>
                 <w:b w:val="0"/>
+                <w:i w:val="0"/>
                 <w:color w:val="131B2E"/>
                 <w:sz w:val="16"/>
               </w:rPr>
@@ -1912,14 +1700,6 @@
         <w:spacing w:after="80"/>
         <w:jc w:val="both"/>
       </w:pPr>
-      <w:r>
-        <w:rPr>
-          <w:b w:val="0"/>
-          <w:i w:val="0"/>
-          <w:color w:val="5B6B8C"/>
-          <w:sz w:val="17"/>
-        </w:rPr>
-      </w:r>
       <w:r>
         <w:rPr>
           <w:b/>
